--- a/Coding 1 - year/Unit 1 - Intro to Programming/Daily Lesson Plans/Word/Day 7.docx
+++ b/Coding 1 - year/Unit 1 - Intro to Programming/Daily Lesson Plans/Word/Day 7.docx
@@ -50,12 +50,15 @@
               </w:rPr>
               <w:t xml:space="preserve">Coding I — Full Year</w:t>
             </w:r>
-          </w:p>
-          <w:p>
-            <w:pPr>
-              <w:spacing w:before="40"/>
-              <w:jc w:val="center"/>
-            </w:pPr>
+            <w:r>
+              <w:rPr>
+                <w:rFonts w:ascii="Arial" w:cs="Arial" w:eastAsia="Arial" w:hAnsi="Arial"/>
+                <w:sz w:val="16"/>
+                <w:szCs w:val="16"/>
+              </w:rPr>
+              <w:br/>
+              <w:t xml:space="preserve"/>
+            </w:r>
             <w:r>
               <w:rPr>
                 <w:rFonts w:ascii="Arial" w:cs="Arial" w:eastAsia="Arial" w:hAnsi="Arial"/>
@@ -83,7 +86,7 @@
           <w:rFonts w:ascii="Arial" w:cs="Arial" w:eastAsia="Arial" w:hAnsi="Arial"/>
           <w:b/>
           <w:bCs/>
-          <w:color w:val="1F3864"/>
+          <w:color w:val="2B5797"/>
           <w:sz w:val="32"/>
           <w:szCs w:val="32"/>
         </w:rPr>
@@ -261,9 +264,9 @@
               <w:right w:val="single" w:color="CCCCCC" w:sz="1"/>
             </w:tcBorders>
             <w:tcMar>
-              <w:top w:type="dxa" w:w="60"/>
+              <w:top w:type="dxa" w:w="80"/>
               <w:left w:type="dxa" w:w="120"/>
-              <w:bottom w:type="dxa" w:w="60"/>
+              <w:bottom w:type="dxa" w:w="80"/>
               <w:right w:type="dxa" w:w="120"/>
             </w:tcMar>
           </w:tcPr>
@@ -290,20 +293,213 @@
               <w:right w:val="single" w:color="CCCCCC" w:sz="1"/>
             </w:tcBorders>
             <w:tcMar>
-              <w:top w:type="dxa" w:w="60"/>
+              <w:top w:type="dxa" w:w="80"/>
               <w:left w:type="dxa" w:w="120"/>
-              <w:bottom w:type="dxa" w:w="60"/>
+              <w:bottom w:type="dxa" w:w="80"/>
               <w:right w:type="dxa" w:w="120"/>
             </w:tcMar>
           </w:tcPr>
           <w:p>
-            <w:r>
-              <w:rPr>
-                <w:rFonts w:ascii="Arial" w:cs="Arial" w:eastAsia="Arial" w:hAnsi="Arial"/>
-                <w:sz w:val="20"/>
-                <w:szCs w:val="20"/>
+            <w:pPr>
+              <w:spacing w:after="80" w:before="80"/>
+            </w:pPr>
+            <w:r>
+              <w:rPr>
+                <w:rFonts w:ascii="Arial" w:cs="Arial" w:eastAsia="Arial" w:hAnsi="Arial"/>
+                <w:b/>
+                <w:bCs/>
+                <w:i w:val="false"/>
+                <w:iCs w:val="false"/>
+                <w:color w:val="000000"/>
+                <w:sz w:val="22"/>
+                <w:szCs w:val="22"/>
               </w:rPr>
               <w:t xml:space="preserve">Bell Ringer / Review</w:t>
+            </w:r>
+            <w:r>
+              <w:rPr>
+                <w:rFonts w:ascii="Arial" w:cs="Arial" w:eastAsia="Arial" w:hAnsi="Arial"/>
+                <w:sz w:val="20"/>
+                <w:szCs w:val="20"/>
+              </w:rPr>
+              <w:br/>
+              <w:t xml:space="preserve"/>
+            </w:r>
+            <w:r>
+              <w:rPr>
+                <w:rFonts w:ascii="Arial" w:cs="Arial" w:eastAsia="Arial" w:hAnsi="Arial"/>
+                <w:sz w:val="20"/>
+                <w:szCs w:val="20"/>
+              </w:rPr>
+              <w:br/>
+              <w:t xml:space="preserve"/>
+            </w:r>
+            <w:r>
+              <w:rPr>
+                <w:rFonts w:ascii="Arial" w:cs="Arial" w:eastAsia="Arial" w:hAnsi="Arial"/>
+                <w:b/>
+                <w:bCs/>
+                <w:i w:val="false"/>
+                <w:iCs w:val="false"/>
+                <w:color w:val="000000"/>
+                <w:sz w:val="20"/>
+                <w:szCs w:val="20"/>
+              </w:rPr>
+              <w:t xml:space="preserve">Quick Write </w:t>
+            </w:r>
+            <w:r>
+              <w:rPr>
+                <w:rFonts w:ascii="Arial" w:cs="Arial" w:eastAsia="Arial" w:hAnsi="Arial"/>
+                <w:b w:val="false"/>
+                <w:bCs w:val="false"/>
+                <w:i w:val="false"/>
+                <w:iCs w:val="false"/>
+                <w:color w:val="000000"/>
+                <w:sz w:val="20"/>
+                <w:szCs w:val="20"/>
+              </w:rPr>
+              <w:t xml:space="preserve">(3 min — written or verbal):</w:t>
+            </w:r>
+            <w:r>
+              <w:rPr>
+                <w:rFonts w:ascii="Arial" w:cs="Arial" w:eastAsia="Arial" w:hAnsi="Arial"/>
+                <w:sz w:val="20"/>
+                <w:szCs w:val="20"/>
+              </w:rPr>
+              <w:br/>
+              <w:t xml:space="preserve"/>
+            </w:r>
+            <w:r>
+              <w:rPr>
+                <w:rFonts w:ascii="Arial" w:cs="Arial" w:eastAsia="Arial" w:hAnsi="Arial"/>
+                <w:b w:val="false"/>
+                <w:bCs w:val="false"/>
+                <w:i w:val="false"/>
+                <w:iCs w:val="false"/>
+                <w:color w:val="000000"/>
+                <w:sz w:val="20"/>
+                <w:szCs w:val="20"/>
+              </w:rPr>
+              <w:t xml:space="preserve">    Can you identify and work with Python's four basic data types?</w:t>
+            </w:r>
+            <w:r>
+              <w:rPr>
+                <w:rFonts w:ascii="Arial" w:cs="Arial" w:eastAsia="Arial" w:hAnsi="Arial"/>
+                <w:sz w:val="20"/>
+                <w:szCs w:val="20"/>
+              </w:rPr>
+              <w:br/>
+              <w:t xml:space="preserve"/>
+            </w:r>
+            <w:r>
+              <w:rPr>
+                <w:rFonts w:ascii="Arial" w:cs="Arial" w:eastAsia="Arial" w:hAnsi="Arial"/>
+                <w:sz w:val="20"/>
+                <w:szCs w:val="20"/>
+              </w:rPr>
+              <w:br/>
+              <w:t xml:space="preserve"/>
+            </w:r>
+            <w:r>
+              <w:rPr>
+                <w:rFonts w:ascii="Arial" w:cs="Arial" w:eastAsia="Arial" w:hAnsi="Arial"/>
+                <w:b/>
+                <w:bCs/>
+                <w:i w:val="false"/>
+                <w:iCs w:val="false"/>
+                <w:color w:val="000000"/>
+                <w:sz w:val="20"/>
+                <w:szCs w:val="20"/>
+              </w:rPr>
+              <w:t xml:space="preserve">Vocabulary Preview — </w:t>
+            </w:r>
+            <w:r>
+              <w:rPr>
+                <w:rFonts w:ascii="Arial" w:cs="Arial" w:eastAsia="Arial" w:hAnsi="Arial"/>
+                <w:b w:val="false"/>
+                <w:bCs w:val="false"/>
+                <w:i w:val="false"/>
+                <w:iCs w:val="false"/>
+                <w:color w:val="000000"/>
+                <w:sz w:val="20"/>
+                <w:szCs w:val="20"/>
+              </w:rPr>
+              <w:t xml:space="preserve">terms we'll use today:</w:t>
+            </w:r>
+            <w:r>
+              <w:rPr>
+                <w:rFonts w:ascii="Arial" w:cs="Arial" w:eastAsia="Arial" w:hAnsi="Arial"/>
+                <w:sz w:val="20"/>
+                <w:szCs w:val="20"/>
+              </w:rPr>
+              <w:br/>
+              <w:t xml:space="preserve"/>
+            </w:r>
+            <w:r>
+              <w:rPr>
+                <w:rFonts w:ascii="Arial" w:cs="Arial" w:eastAsia="Arial" w:hAnsi="Arial"/>
+                <w:b w:val="false"/>
+                <w:bCs w:val="false"/>
+                <w:i w:val="false"/>
+                <w:iCs w:val="false"/>
+                <w:color w:val="000000"/>
+                <w:sz w:val="20"/>
+                <w:szCs w:val="20"/>
+              </w:rPr>
+              <w:t xml:space="preserve">    • str (string)   •   int (integer)   •   float (floating-point)   •   bool (boolean)</w:t>
+            </w:r>
+            <w:r>
+              <w:rPr>
+                <w:rFonts w:ascii="Arial" w:cs="Arial" w:eastAsia="Arial" w:hAnsi="Arial"/>
+                <w:sz w:val="20"/>
+                <w:szCs w:val="20"/>
+              </w:rPr>
+              <w:br/>
+              <w:t xml:space="preserve"/>
+            </w:r>
+            <w:r>
+              <w:rPr>
+                <w:rFonts w:ascii="Arial" w:cs="Arial" w:eastAsia="Arial" w:hAnsi="Arial"/>
+                <w:sz w:val="20"/>
+                <w:szCs w:val="20"/>
+              </w:rPr>
+              <w:br/>
+              <w:t xml:space="preserve"/>
+            </w:r>
+            <w:r>
+              <w:rPr>
+                <w:rFonts w:ascii="Arial" w:cs="Arial" w:eastAsia="Arial" w:hAnsi="Arial"/>
+                <w:b w:val="false"/>
+                <w:bCs w:val="false"/>
+                <w:i/>
+                <w:iCs/>
+                <w:color w:val="444444"/>
+                <w:sz w:val="20"/>
+                <w:szCs w:val="20"/>
+              </w:rPr>
+              <w:t xml:space="preserve">Today's Goal: By the end of class you will be able to identify and work with Python's four basic data types.</w:t>
+            </w:r>
+            <w:r>
+              <w:rPr>
+                <w:rFonts w:ascii="Arial" w:cs="Arial" w:eastAsia="Arial" w:hAnsi="Arial"/>
+                <w:sz w:val="20"/>
+                <w:szCs w:val="20"/>
+              </w:rPr>
+              <w:br/>
+              <w:t xml:space="preserve"/>
+            </w:r>
+            <w:r>
+              <w:rPr>
+                <w:rFonts w:ascii="Arial" w:cs="Arial" w:eastAsia="Arial" w:hAnsi="Arial"/>
+                <w:b w:val="false"/>
+                <w:bCs w:val="false"/>
+                <w:i/>
+                <w:iCs/>
+                <w:color w:val="555555"/>
+                <w:sz w:val="20"/>
+                <w:szCs w:val="20"/>
+              </w:rPr>
+              <w:t xml:space="preserve">→ Pair-share your response, then 2–3 students share with the class.</w:t>
             </w:r>
           </w:p>
         </w:tc>
@@ -319,9 +515,9 @@
               <w:right w:val="single" w:color="CCCCCC" w:sz="1"/>
             </w:tcBorders>
             <w:tcMar>
-              <w:top w:type="dxa" w:w="60"/>
+              <w:top w:type="dxa" w:w="80"/>
               <w:left w:type="dxa" w:w="120"/>
-              <w:bottom w:type="dxa" w:w="60"/>
+              <w:bottom w:type="dxa" w:w="80"/>
               <w:right w:type="dxa" w:w="120"/>
             </w:tcMar>
           </w:tcPr>
@@ -348,20 +544,261 @@
               <w:right w:val="single" w:color="CCCCCC" w:sz="1"/>
             </w:tcBorders>
             <w:tcMar>
-              <w:top w:type="dxa" w:w="60"/>
+              <w:top w:type="dxa" w:w="80"/>
               <w:left w:type="dxa" w:w="120"/>
-              <w:bottom w:type="dxa" w:w="60"/>
+              <w:bottom w:type="dxa" w:w="80"/>
               <w:right w:type="dxa" w:w="120"/>
             </w:tcMar>
           </w:tcPr>
           <w:p>
-            <w:r>
-              <w:rPr>
-                <w:rFonts w:ascii="Arial" w:cs="Arial" w:eastAsia="Arial" w:hAnsi="Arial"/>
-                <w:sz w:val="20"/>
-                <w:szCs w:val="20"/>
-              </w:rPr>
-              <w:t xml:space="preserve">Mini Lesson: Data Types — int, float, str, bool &amp; the type() Function</w:t>
+            <w:pPr>
+              <w:spacing w:after="80" w:before="80"/>
+            </w:pPr>
+            <w:r>
+              <w:rPr>
+                <w:rFonts w:ascii="Arial" w:cs="Arial" w:eastAsia="Arial" w:hAnsi="Arial"/>
+                <w:b/>
+                <w:bCs/>
+                <w:i w:val="false"/>
+                <w:iCs w:val="false"/>
+                <w:color w:val="000000"/>
+                <w:sz w:val="22"/>
+                <w:szCs w:val="22"/>
+              </w:rPr>
+              <w:t xml:space="preserve">Mini Lesson: </w:t>
+            </w:r>
+            <w:r>
+              <w:rPr>
+                <w:rFonts w:ascii="Arial" w:cs="Arial" w:eastAsia="Arial" w:hAnsi="Arial"/>
+                <w:b w:val="false"/>
+                <w:bCs w:val="false"/>
+                <w:i w:val="false"/>
+                <w:iCs w:val="false"/>
+                <w:color w:val="000000"/>
+                <w:sz w:val="22"/>
+                <w:szCs w:val="22"/>
+              </w:rPr>
+              <w:t xml:space="preserve">Data Types — int, float, str, bool &amp; the type() Function</w:t>
+            </w:r>
+            <w:r>
+              <w:rPr>
+                <w:rFonts w:ascii="Arial" w:cs="Arial" w:eastAsia="Arial" w:hAnsi="Arial"/>
+                <w:sz w:val="20"/>
+                <w:szCs w:val="20"/>
+              </w:rPr>
+              <w:br/>
+              <w:t xml:space="preserve"/>
+            </w:r>
+            <w:r>
+              <w:rPr>
+                <w:rFonts w:ascii="Arial" w:cs="Arial" w:eastAsia="Arial" w:hAnsi="Arial"/>
+                <w:sz w:val="20"/>
+                <w:szCs w:val="20"/>
+              </w:rPr>
+              <w:br/>
+              <w:t xml:space="preserve"/>
+            </w:r>
+            <w:r>
+              <w:rPr>
+                <w:rFonts w:ascii="Arial" w:cs="Arial" w:eastAsia="Arial" w:hAnsi="Arial"/>
+                <w:b/>
+                <w:bCs/>
+                <w:i/>
+                <w:iCs/>
+                <w:color w:val="000000"/>
+                <w:sz w:val="20"/>
+                <w:szCs w:val="20"/>
+              </w:rPr>
+              <w:t xml:space="preserve">Learning Target: </w:t>
+            </w:r>
+            <w:r>
+              <w:rPr>
+                <w:rFonts w:ascii="Arial" w:cs="Arial" w:eastAsia="Arial" w:hAnsi="Arial"/>
+                <w:b w:val="false"/>
+                <w:bCs w:val="false"/>
+                <w:i/>
+                <w:iCs/>
+                <w:color w:val="333333"/>
+                <w:sz w:val="20"/>
+                <w:szCs w:val="20"/>
+              </w:rPr>
+              <w:t xml:space="preserve">I can identify and work with Python's four basic data types.</w:t>
+            </w:r>
+            <w:r>
+              <w:rPr>
+                <w:rFonts w:ascii="Arial" w:cs="Arial" w:eastAsia="Arial" w:hAnsi="Arial"/>
+                <w:sz w:val="20"/>
+                <w:szCs w:val="20"/>
+              </w:rPr>
+              <w:br/>
+              <w:t xml:space="preserve"/>
+            </w:r>
+            <w:r>
+              <w:rPr>
+                <w:rFonts w:ascii="Arial" w:cs="Arial" w:eastAsia="Arial" w:hAnsi="Arial"/>
+                <w:sz w:val="20"/>
+                <w:szCs w:val="20"/>
+              </w:rPr>
+              <w:br/>
+              <w:t xml:space="preserve"/>
+            </w:r>
+            <w:r>
+              <w:rPr>
+                <w:rFonts w:ascii="Arial" w:cs="Arial" w:eastAsia="Arial" w:hAnsi="Arial"/>
+                <w:b w:val="false"/>
+                <w:bCs w:val="false"/>
+                <w:i w:val="false"/>
+                <w:iCs w:val="false"/>
+                <w:color w:val="000000"/>
+                <w:sz w:val="20"/>
+                <w:szCs w:val="20"/>
+              </w:rPr>
+              <w:t xml:space="preserve">Python has four main basic data types:</w:t>
+            </w:r>
+            <w:r>
+              <w:rPr>
+                <w:rFonts w:ascii="Arial" w:cs="Arial" w:eastAsia="Arial" w:hAnsi="Arial"/>
+                <w:sz w:val="20"/>
+                <w:szCs w:val="20"/>
+              </w:rPr>
+              <w:br/>
+              <w:t xml:space="preserve"/>
+            </w:r>
+            <w:r>
+              <w:rPr>
+                <w:rFonts w:ascii="Arial" w:cs="Arial" w:eastAsia="Arial" w:hAnsi="Arial"/>
+                <w:b w:val="false"/>
+                <w:bCs w:val="false"/>
+                <w:i w:val="false"/>
+                <w:iCs w:val="false"/>
+                <w:color w:val="000000"/>
+                <w:sz w:val="20"/>
+                <w:szCs w:val="20"/>
+              </w:rPr>
+              <w:t xml:space="preserve">1. str (string): Text, enclosed in quotes. Examples: "Alice", 'hello', "123 Main St"</w:t>
+            </w:r>
+            <w:r>
+              <w:rPr>
+                <w:rFonts w:ascii="Arial" w:cs="Arial" w:eastAsia="Arial" w:hAnsi="Arial"/>
+                <w:sz w:val="20"/>
+                <w:szCs w:val="20"/>
+              </w:rPr>
+              <w:br/>
+              <w:t xml:space="preserve"/>
+            </w:r>
+            <w:r>
+              <w:rPr>
+                <w:rFonts w:ascii="Arial" w:cs="Arial" w:eastAsia="Arial" w:hAnsi="Arial"/>
+                <w:sz w:val="20"/>
+                <w:szCs w:val="20"/>
+              </w:rPr>
+              <w:br/>
+              <w:t xml:space="preserve"/>
+            </w:r>
+            <w:r>
+              <w:rPr>
+                <w:rFonts w:ascii="Arial" w:cs="Arial" w:eastAsia="Arial" w:hAnsi="Arial"/>
+                <w:b/>
+                <w:bCs/>
+                <w:i w:val="false"/>
+                <w:iCs w:val="false"/>
+                <w:color w:val="000000"/>
+                <w:sz w:val="20"/>
+                <w:szCs w:val="20"/>
+              </w:rPr>
+              <w:t xml:space="preserve">Vocabulary: </w:t>
+            </w:r>
+            <w:r>
+              <w:rPr>
+                <w:rFonts w:ascii="Arial" w:cs="Arial" w:eastAsia="Arial" w:hAnsi="Arial"/>
+                <w:b w:val="false"/>
+                <w:bCs w:val="false"/>
+                <w:i w:val="false"/>
+                <w:iCs w:val="false"/>
+                <w:color w:val="000000"/>
+                <w:sz w:val="20"/>
+                <w:szCs w:val="20"/>
+              </w:rPr>
+              <w:t xml:space="preserve">str (string), int (integer), float (floating-point), bool (boolean)</w:t>
+            </w:r>
+            <w:r>
+              <w:rPr>
+                <w:rFonts w:ascii="Arial" w:cs="Arial" w:eastAsia="Arial" w:hAnsi="Arial"/>
+                <w:sz w:val="20"/>
+                <w:szCs w:val="20"/>
+              </w:rPr>
+              <w:br/>
+              <w:t xml:space="preserve"/>
+            </w:r>
+            <w:r>
+              <w:rPr>
+                <w:rFonts w:ascii="Arial" w:cs="Arial" w:eastAsia="Arial" w:hAnsi="Arial"/>
+                <w:sz w:val="20"/>
+                <w:szCs w:val="20"/>
+              </w:rPr>
+              <w:br/>
+              <w:t xml:space="preserve"/>
+            </w:r>
+            <w:r>
+              <w:rPr>
+                <w:rFonts w:ascii="Arial" w:cs="Arial" w:eastAsia="Arial" w:hAnsi="Arial"/>
+                <w:b/>
+                <w:bCs/>
+                <w:i/>
+                <w:iCs/>
+                <w:color w:val="555555"/>
+                <w:sz w:val="20"/>
+                <w:szCs w:val="20"/>
+              </w:rPr>
+              <w:t xml:space="preserve">→ Live Demo — </w:t>
+            </w:r>
+            <w:r>
+              <w:rPr>
+                <w:rFonts w:ascii="Arial" w:cs="Arial" w:eastAsia="Arial" w:hAnsi="Arial"/>
+                <w:b w:val="false"/>
+                <w:bCs w:val="false"/>
+                <w:i/>
+                <w:iCs/>
+                <w:color w:val="555555"/>
+                <w:sz w:val="20"/>
+                <w:szCs w:val="20"/>
+              </w:rPr>
+              <w:t xml:space="preserve">type examples as students follow along in their own editor.</w:t>
+            </w:r>
+            <w:r>
+              <w:rPr>
+                <w:rFonts w:ascii="Arial" w:cs="Arial" w:eastAsia="Arial" w:hAnsi="Arial"/>
+                <w:sz w:val="20"/>
+                <w:szCs w:val="20"/>
+              </w:rPr>
+              <w:br/>
+              <w:t xml:space="preserve"/>
+            </w:r>
+            <w:r>
+              <w:rPr>
+                <w:rFonts w:ascii="Arial" w:cs="Arial" w:eastAsia="Arial" w:hAnsi="Arial"/>
+                <w:b/>
+                <w:bCs/>
+                <w:i/>
+                <w:iCs/>
+                <w:color w:val="555555"/>
+                <w:sz w:val="20"/>
+                <w:szCs w:val="20"/>
+              </w:rPr>
+              <w:t xml:space="preserve">→ Check for Understanding: </w:t>
+            </w:r>
+            <w:r>
+              <w:rPr>
+                <w:rFonts w:ascii="Arial" w:cs="Arial" w:eastAsia="Arial" w:hAnsi="Arial"/>
+                <w:b w:val="false"/>
+                <w:bCs w:val="false"/>
+                <w:i/>
+                <w:iCs/>
+                <w:color w:val="555555"/>
+                <w:sz w:val="20"/>
+                <w:szCs w:val="20"/>
+              </w:rPr>
+              <w:t xml:space="preserve">pause and cold-call: “Can someone explain what we just did in their own words?”</w:t>
             </w:r>
           </w:p>
         </w:tc>
@@ -377,9 +814,9 @@
               <w:right w:val="single" w:color="CCCCCC" w:sz="1"/>
             </w:tcBorders>
             <w:tcMar>
-              <w:top w:type="dxa" w:w="60"/>
+              <w:top w:type="dxa" w:w="80"/>
               <w:left w:type="dxa" w:w="120"/>
-              <w:bottom w:type="dxa" w:w="60"/>
+              <w:bottom w:type="dxa" w:w="80"/>
               <w:right w:type="dxa" w:w="120"/>
             </w:tcMar>
           </w:tcPr>
@@ -406,20 +843,90 @@
               <w:right w:val="single" w:color="CCCCCC" w:sz="1"/>
             </w:tcBorders>
             <w:tcMar>
-              <w:top w:type="dxa" w:w="60"/>
+              <w:top w:type="dxa" w:w="80"/>
               <w:left w:type="dxa" w:w="120"/>
-              <w:bottom w:type="dxa" w:w="60"/>
+              <w:bottom w:type="dxa" w:w="80"/>
               <w:right w:type="dxa" w:w="120"/>
             </w:tcMar>
           </w:tcPr>
           <w:p>
-            <w:r>
-              <w:rPr>
-                <w:rFonts w:ascii="Arial" w:cs="Arial" w:eastAsia="Arial" w:hAnsi="Arial"/>
-                <w:sz w:val="20"/>
-                <w:szCs w:val="20"/>
+            <w:pPr>
+              <w:spacing w:after="80" w:before="80"/>
+            </w:pPr>
+            <w:r>
+              <w:rPr>
+                <w:rFonts w:ascii="Arial" w:cs="Arial" w:eastAsia="Arial" w:hAnsi="Arial"/>
+                <w:b/>
+                <w:bCs/>
+                <w:i w:val="false"/>
+                <w:iCs w:val="false"/>
+                <w:color w:val="000000"/>
+                <w:sz w:val="22"/>
+                <w:szCs w:val="22"/>
               </w:rPr>
               <w:t xml:space="preserve">Guided Practice</w:t>
+            </w:r>
+            <w:r>
+              <w:rPr>
+                <w:rFonts w:ascii="Arial" w:cs="Arial" w:eastAsia="Arial" w:hAnsi="Arial"/>
+                <w:sz w:val="20"/>
+                <w:szCs w:val="20"/>
+              </w:rPr>
+              <w:br/>
+              <w:t xml:space="preserve"/>
+            </w:r>
+            <w:r>
+              <w:rPr>
+                <w:rFonts w:ascii="Arial" w:cs="Arial" w:eastAsia="Arial" w:hAnsi="Arial"/>
+                <w:sz w:val="20"/>
+                <w:szCs w:val="20"/>
+              </w:rPr>
+              <w:br/>
+              <w:t xml:space="preserve"/>
+            </w:r>
+            <w:r>
+              <w:rPr>
+                <w:rFonts w:ascii="Arial" w:cs="Arial" w:eastAsia="Arial" w:hAnsi="Arial"/>
+                <w:b w:val="false"/>
+                <w:bCs w:val="false"/>
+                <w:i w:val="false"/>
+                <w:iCs w:val="false"/>
+                <w:color w:val="000000"/>
+                <w:sz w:val="20"/>
+                <w:szCs w:val="20"/>
+              </w:rPr>
+              <w:t xml:space="preserve">Create a program that:</w:t>
+            </w:r>
+            <w:r>
+              <w:rPr>
+                <w:rFonts w:ascii="Arial" w:cs="Arial" w:eastAsia="Arial" w:hAnsi="Arial"/>
+                <w:sz w:val="20"/>
+                <w:szCs w:val="20"/>
+              </w:rPr>
+              <w:br/>
+              <w:t xml:space="preserve"/>
+            </w:r>
+            <w:r>
+              <w:rPr>
+                <w:rFonts w:ascii="Arial" w:cs="Arial" w:eastAsia="Arial" w:hAnsi="Arial"/>
+                <w:sz w:val="20"/>
+                <w:szCs w:val="20"/>
+              </w:rPr>
+              <w:br/>
+              <w:t xml:space="preserve"/>
+            </w:r>
+            <w:r>
+              <w:rPr>
+                <w:rFonts w:ascii="Arial" w:cs="Arial" w:eastAsia="Arial" w:hAnsi="Arial"/>
+                <w:b w:val="false"/>
+                <w:bCs w:val="false"/>
+                <w:i/>
+                <w:iCs/>
+                <w:color w:val="555555"/>
+                <w:sz w:val="20"/>
+                <w:szCs w:val="20"/>
+              </w:rPr>
+              <w:t xml:space="preserve">→ Teacher models — students try alongside, then compare results.</w:t>
             </w:r>
           </w:p>
         </w:tc>
@@ -435,9 +942,9 @@
               <w:right w:val="single" w:color="CCCCCC" w:sz="1"/>
             </w:tcBorders>
             <w:tcMar>
-              <w:top w:type="dxa" w:w="60"/>
+              <w:top w:type="dxa" w:w="80"/>
               <w:left w:type="dxa" w:w="120"/>
-              <w:bottom w:type="dxa" w:w="60"/>
+              <w:bottom w:type="dxa" w:w="80"/>
               <w:right w:type="dxa" w:w="120"/>
             </w:tcMar>
           </w:tcPr>
@@ -450,7 +957,7 @@
                 <w:sz w:val="20"/>
                 <w:szCs w:val="20"/>
               </w:rPr>
-              <w:t xml:space="preserve">15-20 min</w:t>
+              <w:t xml:space="preserve">15–20 min</w:t>
             </w:r>
           </w:p>
         </w:tc>
@@ -464,20 +971,164 @@
               <w:right w:val="single" w:color="CCCCCC" w:sz="1"/>
             </w:tcBorders>
             <w:tcMar>
-              <w:top w:type="dxa" w:w="60"/>
+              <w:top w:type="dxa" w:w="80"/>
               <w:left w:type="dxa" w:w="120"/>
-              <w:bottom w:type="dxa" w:w="60"/>
+              <w:bottom w:type="dxa" w:w="80"/>
               <w:right w:type="dxa" w:w="120"/>
             </w:tcMar>
           </w:tcPr>
           <w:p>
-            <w:r>
-              <w:rPr>
-                <w:rFonts w:ascii="Arial" w:cs="Arial" w:eastAsia="Arial" w:hAnsi="Arial"/>
-                <w:sz w:val="20"/>
-                <w:szCs w:val="20"/>
+            <w:pPr>
+              <w:spacing w:after="80" w:before="80"/>
+            </w:pPr>
+            <w:r>
+              <w:rPr>
+                <w:rFonts w:ascii="Arial" w:cs="Arial" w:eastAsia="Arial" w:hAnsi="Arial"/>
+                <w:b/>
+                <w:bCs/>
+                <w:i w:val="false"/>
+                <w:iCs w:val="false"/>
+                <w:color w:val="000000"/>
+                <w:sz w:val="22"/>
+                <w:szCs w:val="22"/>
               </w:rPr>
               <w:t xml:space="preserve">Independent Practice / Code Along</w:t>
+            </w:r>
+            <w:r>
+              <w:rPr>
+                <w:rFonts w:ascii="Arial" w:cs="Arial" w:eastAsia="Arial" w:hAnsi="Arial"/>
+                <w:sz w:val="20"/>
+                <w:szCs w:val="20"/>
+              </w:rPr>
+              <w:br/>
+              <w:t xml:space="preserve"/>
+            </w:r>
+            <w:r>
+              <w:rPr>
+                <w:rFonts w:ascii="Arial" w:cs="Arial" w:eastAsia="Arial" w:hAnsi="Arial"/>
+                <w:b/>
+                <w:bCs/>
+                <w:i w:val="false"/>
+                <w:iCs w:val="false"/>
+                <w:color w:val="000000"/>
+                <w:sz w:val="20"/>
+                <w:szCs w:val="20"/>
+              </w:rPr>
+              <w:t xml:space="preserve">    Beginner: </w:t>
+            </w:r>
+            <w:r>
+              <w:rPr>
+                <w:rFonts w:ascii="Arial" w:cs="Arial" w:eastAsia="Arial" w:hAnsi="Arial"/>
+                <w:b w:val="false"/>
+                <w:bCs w:val="false"/>
+                <w:i w:val="false"/>
+                <w:iCs w:val="false"/>
+                <w:color w:val="000000"/>
+                <w:sz w:val="20"/>
+                <w:szCs w:val="20"/>
+              </w:rPr>
+              <w:t xml:space="preserve">Declare one variable of each data type (str, int, float, bool) about yourself and print them all.</w:t>
+            </w:r>
+            <w:r>
+              <w:rPr>
+                <w:rFonts w:ascii="Arial" w:cs="Arial" w:eastAsia="Arial" w:hAnsi="Arial"/>
+                <w:sz w:val="20"/>
+                <w:szCs w:val="20"/>
+              </w:rPr>
+              <w:br/>
+              <w:t xml:space="preserve"/>
+            </w:r>
+            <w:r>
+              <w:rPr>
+                <w:rFonts w:ascii="Arial" w:cs="Arial" w:eastAsia="Arial" w:hAnsi="Arial"/>
+                <w:b/>
+                <w:bCs/>
+                <w:i w:val="false"/>
+                <w:iCs w:val="false"/>
+                <w:color w:val="000000"/>
+                <w:sz w:val="20"/>
+                <w:szCs w:val="20"/>
+              </w:rPr>
+              <w:t xml:space="preserve">    Intermediate: </w:t>
+            </w:r>
+            <w:r>
+              <w:rPr>
+                <w:rFonts w:ascii="Arial" w:cs="Arial" w:eastAsia="Arial" w:hAnsi="Arial"/>
+                <w:b w:val="false"/>
+                <w:bCs w:val="false"/>
+                <w:i w:val="false"/>
+                <w:iCs w:val="false"/>
+                <w:color w:val="000000"/>
+                <w:sz w:val="20"/>
+                <w:szCs w:val="20"/>
+              </w:rPr>
+              <w:t xml:space="preserve">Create variables for a student profile (name, age, GPA, and whether they're on honor roll). Print each variable with its type.</w:t>
+            </w:r>
+            <w:r>
+              <w:rPr>
+                <w:rFonts w:ascii="Arial" w:cs="Arial" w:eastAsia="Arial" w:hAnsi="Arial"/>
+                <w:sz w:val="20"/>
+                <w:szCs w:val="20"/>
+              </w:rPr>
+              <w:br/>
+              <w:t xml:space="preserve"/>
+            </w:r>
+            <w:r>
+              <w:rPr>
+                <w:rFonts w:ascii="Arial" w:cs="Arial" w:eastAsia="Arial" w:hAnsi="Arial"/>
+                <w:b/>
+                <w:bCs/>
+                <w:i w:val="false"/>
+                <w:iCs w:val="false"/>
+                <w:color w:val="000000"/>
+                <w:sz w:val="20"/>
+                <w:szCs w:val="20"/>
+              </w:rPr>
+              <w:t xml:space="preserve">    Challenge: </w:t>
+            </w:r>
+            <w:r>
+              <w:rPr>
+                <w:rFonts w:ascii="Arial" w:cs="Arial" w:eastAsia="Arial" w:hAnsi="Arial"/>
+                <w:b w:val="false"/>
+                <w:bCs w:val="false"/>
+                <w:i w:val="false"/>
+                <w:iCs w:val="false"/>
+                <w:color w:val="000000"/>
+                <w:sz w:val="20"/>
+                <w:szCs w:val="20"/>
+              </w:rPr>
+              <w:t xml:space="preserve">Write code to demonstrate that type("3.14") returns  while type(3.14) returns . Explain in comments why this matters. ---</w:t>
+            </w:r>
+            <w:r>
+              <w:rPr>
+                <w:rFonts w:ascii="Arial" w:cs="Arial" w:eastAsia="Arial" w:hAnsi="Arial"/>
+                <w:sz w:val="20"/>
+                <w:szCs w:val="20"/>
+              </w:rPr>
+              <w:br/>
+              <w:t xml:space="preserve"/>
+            </w:r>
+            <w:r>
+              <w:rPr>
+                <w:rFonts w:ascii="Arial" w:cs="Arial" w:eastAsia="Arial" w:hAnsi="Arial"/>
+                <w:sz w:val="20"/>
+                <w:szCs w:val="20"/>
+              </w:rPr>
+              <w:br/>
+              <w:t xml:space="preserve"/>
+            </w:r>
+            <w:r>
+              <w:rPr>
+                <w:rFonts w:ascii="Arial" w:cs="Arial" w:eastAsia="Arial" w:hAnsi="Arial"/>
+                <w:b w:val="false"/>
+                <w:bCs w:val="false"/>
+                <w:i/>
+                <w:iCs/>
+                <w:color w:val="555555"/>
+                <w:sz w:val="20"/>
+                <w:szCs w:val="20"/>
+              </w:rPr>
+              <w:t xml:space="preserve">→ Teacher circulates — offer hints, check for understanding.</w:t>
             </w:r>
           </w:p>
         </w:tc>
@@ -493,9 +1144,9 @@
               <w:right w:val="single" w:color="CCCCCC" w:sz="1"/>
             </w:tcBorders>
             <w:tcMar>
-              <w:top w:type="dxa" w:w="60"/>
+              <w:top w:type="dxa" w:w="80"/>
               <w:left w:type="dxa" w:w="120"/>
-              <w:bottom w:type="dxa" w:w="60"/>
+              <w:bottom w:type="dxa" w:w="80"/>
               <w:right w:type="dxa" w:w="120"/>
             </w:tcMar>
           </w:tcPr>
@@ -522,20 +1173,90 @@
               <w:right w:val="single" w:color="CCCCCC" w:sz="1"/>
             </w:tcBorders>
             <w:tcMar>
-              <w:top w:type="dxa" w:w="60"/>
+              <w:top w:type="dxa" w:w="80"/>
               <w:left w:type="dxa" w:w="120"/>
-              <w:bottom w:type="dxa" w:w="60"/>
+              <w:bottom w:type="dxa" w:w="80"/>
               <w:right w:type="dxa" w:w="120"/>
             </w:tcMar>
           </w:tcPr>
           <w:p>
-            <w:r>
-              <w:rPr>
-                <w:rFonts w:ascii="Arial" w:cs="Arial" w:eastAsia="Arial" w:hAnsi="Arial"/>
-                <w:sz w:val="20"/>
-                <w:szCs w:val="20"/>
+            <w:pPr>
+              <w:spacing w:after="80" w:before="80"/>
+            </w:pPr>
+            <w:r>
+              <w:rPr>
+                <w:rFonts w:ascii="Arial" w:cs="Arial" w:eastAsia="Arial" w:hAnsi="Arial"/>
+                <w:b/>
+                <w:bCs/>
+                <w:i w:val="false"/>
+                <w:iCs w:val="false"/>
+                <w:color w:val="000000"/>
+                <w:sz w:val="22"/>
+                <w:szCs w:val="22"/>
               </w:rPr>
               <w:t xml:space="preserve">Exit Ticket / Wrap-Up</w:t>
+            </w:r>
+            <w:r>
+              <w:rPr>
+                <w:rFonts w:ascii="Arial" w:cs="Arial" w:eastAsia="Arial" w:hAnsi="Arial"/>
+                <w:sz w:val="20"/>
+                <w:szCs w:val="20"/>
+              </w:rPr>
+              <w:br/>
+              <w:t xml:space="preserve"/>
+            </w:r>
+            <w:r>
+              <w:rPr>
+                <w:rFonts w:ascii="Arial" w:cs="Arial" w:eastAsia="Arial" w:hAnsi="Arial"/>
+                <w:sz w:val="20"/>
+                <w:szCs w:val="20"/>
+              </w:rPr>
+              <w:br/>
+              <w:t xml:space="preserve"/>
+            </w:r>
+            <w:r>
+              <w:rPr>
+                <w:rFonts w:ascii="Arial" w:cs="Arial" w:eastAsia="Arial" w:hAnsi="Arial"/>
+                <w:b w:val="false"/>
+                <w:bCs w:val="false"/>
+                <w:i w:val="false"/>
+                <w:iCs w:val="false"/>
+                <w:color w:val="000000"/>
+                <w:sz w:val="20"/>
+                <w:szCs w:val="20"/>
+              </w:rPr>
+              <w:t xml:space="preserve">Quick Check: Identify and work with Python's four basic data types?</w:t>
+            </w:r>
+            <w:r>
+              <w:rPr>
+                <w:rFonts w:ascii="Arial" w:cs="Arial" w:eastAsia="Arial" w:hAnsi="Arial"/>
+                <w:sz w:val="20"/>
+                <w:szCs w:val="20"/>
+              </w:rPr>
+              <w:br/>
+              <w:t xml:space="preserve"/>
+            </w:r>
+            <w:r>
+              <w:rPr>
+                <w:rFonts w:ascii="Arial" w:cs="Arial" w:eastAsia="Arial" w:hAnsi="Arial"/>
+                <w:sz w:val="20"/>
+                <w:szCs w:val="20"/>
+              </w:rPr>
+              <w:br/>
+              <w:t xml:space="preserve"/>
+            </w:r>
+            <w:r>
+              <w:rPr>
+                <w:rFonts w:ascii="Arial" w:cs="Arial" w:eastAsia="Arial" w:hAnsi="Arial"/>
+                <w:b w:val="false"/>
+                <w:bCs w:val="false"/>
+                <w:i/>
+                <w:iCs/>
+                <w:color w:val="555555"/>
+                <w:sz w:val="20"/>
+                <w:szCs w:val="20"/>
+              </w:rPr>
+              <w:t xml:space="preserve">→ 3–2–1: Name 3 things learned, 2 new vocab words, 1 question you still have.</w:t>
             </w:r>
           </w:p>
         </w:tc>
@@ -814,19 +1535,6 @@
                 <w:sz w:val="18"/>
                 <w:szCs w:val="18"/>
               </w:rPr>
-              <w:t xml:space="preserve"># String variables</w:t>
-            </w:r>
-          </w:p>
-          <w:p>
-            <w:pPr>
-              <w:spacing w:after="20"/>
-            </w:pPr>
-            <w:r>
-              <w:rPr>
-                <w:rFonts w:ascii="Courier New" w:cs="Courier New" w:eastAsia="Courier New" w:hAnsi="Courier New"/>
-                <w:sz w:val="18"/>
-                <w:szCs w:val="18"/>
-              </w:rPr>
               <w:t xml:space="preserve">name = "Alex"</w:t>
             </w:r>
           </w:p>
@@ -892,7 +1600,7 @@
                 <w:sz w:val="18"/>
                 <w:szCs w:val="18"/>
               </w:rPr>
-              <w:t xml:space="preserve"># Integer variables</w:t>
+              <w:t xml:space="preserve"> </w:t>
             </w:r>
           </w:p>
           <w:p>
@@ -970,7 +1678,7 @@
                 <w:sz w:val="18"/>
                 <w:szCs w:val="18"/>
               </w:rPr>
-              <w:t xml:space="preserve"># Float variables</w:t>
+              <w:t xml:space="preserve"> </w:t>
             </w:r>
           </w:p>
           <w:p>
@@ -1048,7 +1756,7 @@
                 <w:sz w:val="18"/>
                 <w:szCs w:val="18"/>
               </w:rPr>
-              <w:t xml:space="preserve"># Boolean variables</w:t>
+              <w:t xml:space="preserve"> </w:t>
             </w:r>
           </w:p>
           <w:p>
@@ -1126,7 +1834,7 @@
                 <w:sz w:val="18"/>
                 <w:szCs w:val="18"/>
               </w:rPr>
-              <w:t xml:space="preserve"># Checking types</w:t>
+              <w:t xml:space="preserve"> </w:t>
             </w:r>
           </w:p>
           <w:p>
@@ -1204,7 +1912,7 @@
                 <w:sz w:val="18"/>
                 <w:szCs w:val="18"/>
               </w:rPr>
-              <w:t xml:space="preserve"># Important: "5" and 5 are different!</w:t>
+              <w:t xml:space="preserve"> </w:t>
             </w:r>
           </w:p>
           <w:p>
@@ -1310,19 +2018,6 @@
                 <w:sz w:val="18"/>
                 <w:szCs w:val="18"/>
               </w:rPr>
-              <w:t xml:space="preserve"># Starter code</w:t>
-            </w:r>
-          </w:p>
-          <w:p>
-            <w:pPr>
-              <w:spacing w:after="20"/>
-            </w:pPr>
-            <w:r>
-              <w:rPr>
-                <w:rFonts w:ascii="Courier New" w:cs="Courier New" w:eastAsia="Courier New" w:hAnsi="Courier New"/>
-                <w:sz w:val="18"/>
-                <w:szCs w:val="18"/>
-              </w:rPr>
               <w:t xml:space="preserve">name =</w:t>
             </w:r>
           </w:p>
@@ -1442,19 +2137,6 @@
                 <w:sz w:val="18"/>
                 <w:szCs w:val="18"/>
               </w:rPr>
-              <w:t xml:space="preserve"># Problem 1 Example</w:t>
-            </w:r>
-          </w:p>
-          <w:p>
-            <w:pPr>
-              <w:spacing w:after="20"/>
-            </w:pPr>
-            <w:r>
-              <w:rPr>
-                <w:rFonts w:ascii="Courier New" w:cs="Courier New" w:eastAsia="Courier New" w:hAnsi="Courier New"/>
-                <w:sz w:val="18"/>
-                <w:szCs w:val="18"/>
-              </w:rPr>
               <w:t xml:space="preserve">name = "Jordan"</w:t>
             </w:r>
           </w:p>
@@ -1585,7 +2267,7 @@
                 <w:sz w:val="18"/>
                 <w:szCs w:val="18"/>
               </w:rPr>
-              <w:t xml:space="preserve"># Problem 2 Example</w:t>
+              <w:t xml:space="preserve"> </w:t>
             </w:r>
           </w:p>
           <w:p>
@@ -1728,7 +2410,7 @@
                 <w:sz w:val="18"/>
                 <w:szCs w:val="18"/>
               </w:rPr>
-              <w:t xml:space="preserve"># Problem 3 Example</w:t>
+              <w:t xml:space="preserve"> </w:t>
             </w:r>
           </w:p>
           <w:p>
@@ -1781,19 +2463,6 @@
                 <w:szCs w:val="18"/>
               </w:rPr>
               <w:t xml:space="preserve">print(type(as_number))    # &lt;class 'float'&gt;</w:t>
-            </w:r>
-          </w:p>
-          <w:p>
-            <w:pPr>
-              <w:spacing w:after="20"/>
-            </w:pPr>
-            <w:r>
-              <w:rPr>
-                <w:rFonts w:ascii="Courier New" w:cs="Courier New" w:eastAsia="Courier New" w:hAnsi="Courier New"/>
-                <w:sz w:val="18"/>
-                <w:szCs w:val="18"/>
-              </w:rPr>
-              <w:t xml:space="preserve"># Quotes make it text; without quotes it's a number</w:t>
             </w:r>
           </w:p>
         </w:tc>
@@ -1978,7 +2647,7 @@
           <w:sz w:val="20"/>
           <w:szCs w:val="20"/>
         </w:rPr>
-        <w:t xml:space="preserve">Challenge: Write code to demonstrate that type("3.14") returns &lt;class 'str'&gt; while type(3.14) returns &lt;class 'float'&gt;. Explain in comments why this matters. ---</w:t>
+        <w:t xml:space="preserve">Challenge: Write code to demonstrate that type("3.14") returns  while type(3.14) returns . Explain in comments why this matters. ---</w:t>
       </w:r>
     </w:p>
     <w:p>

--- a/Coding 1 - year/Unit 1 - Intro to Programming/Daily Lesson Plans/Word/Day 7.docx
+++ b/Coding 1 - year/Unit 1 - Intro to Programming/Daily Lesson Plans/Word/Day 7.docx
@@ -380,7 +380,7 @@
                 <w:sz w:val="20"/>
                 <w:szCs w:val="20"/>
               </w:rPr>
-              <w:t xml:space="preserve">    Can you identify and work with Python's four basic data types?</w:t>
+              <w:t xml:space="preserve">    Look at the examples on the board. Can you spot which ones show and work with Python's four basic data types? What clues helped you decide?</w:t>
             </w:r>
             <w:r>
               <w:rPr>
@@ -477,7 +477,7 @@
                 <w:sz w:val="20"/>
                 <w:szCs w:val="20"/>
               </w:rPr>
-              <w:t xml:space="preserve">Today's Goal: By the end of class you will be able to identify and work with Python's four basic data types.</w:t>
+              <w:t xml:space="preserve">Today’s Goal: By the end of class you will be able to identify and work with Python's four basic data types.</w:t>
             </w:r>
             <w:r>
               <w:rPr>
@@ -1225,7 +1225,7 @@
                 <w:sz w:val="20"/>
                 <w:szCs w:val="20"/>
               </w:rPr>
-              <w:t xml:space="preserve">Quick Check: Identify and work with Python's four basic data types?</w:t>
+              <w:t xml:space="preserve">Define and work in your own words and give one example of how it's used in code.</w:t>
             </w:r>
             <w:r>
               <w:rPr>

--- a/Coding 1 - year/Unit 1 - Intro to Programming/Daily Lesson Plans/Word/Day 7.docx
+++ b/Coding 1 - year/Unit 1 - Intro to Programming/Daily Lesson Plans/Word/Day 7.docx
@@ -676,6 +676,125 @@
                 <w:szCs w:val="20"/>
               </w:rPr>
               <w:t xml:space="preserve">1. str (string): Text, enclosed in quotes. Examples: "Alice", 'hello', "123 Main St"</w:t>
+            </w:r>
+            <w:r>
+              <w:rPr>
+                <w:rFonts w:ascii="Arial" w:cs="Arial" w:eastAsia="Arial" w:hAnsi="Arial"/>
+                <w:sz w:val="20"/>
+                <w:szCs w:val="20"/>
+              </w:rPr>
+              <w:br/>
+              <w:t xml:space="preserve"/>
+            </w:r>
+            <w:r>
+              <w:rPr>
+                <w:rFonts w:ascii="Arial" w:cs="Arial" w:eastAsia="Arial" w:hAnsi="Arial"/>
+                <w:sz w:val="20"/>
+                <w:szCs w:val="20"/>
+              </w:rPr>
+              <w:br/>
+              <w:t xml:space="preserve"/>
+            </w:r>
+            <w:r>
+              <w:rPr>
+                <w:rFonts w:ascii="Arial" w:cs="Arial" w:eastAsia="Arial" w:hAnsi="Arial"/>
+                <w:b/>
+                <w:bCs/>
+                <w:i w:val="false"/>
+                <w:iCs w:val="false"/>
+                <w:color w:val="000000"/>
+                <w:sz w:val="20"/>
+                <w:szCs w:val="20"/>
+              </w:rPr>
+              <w:t xml:space="preserve">Key Concepts:</w:t>
+            </w:r>
+            <w:r>
+              <w:rPr>
+                <w:rFonts w:ascii="Arial" w:cs="Arial" w:eastAsia="Arial" w:hAnsi="Arial"/>
+                <w:sz w:val="20"/>
+                <w:szCs w:val="20"/>
+              </w:rPr>
+              <w:br/>
+              <w:t xml:space="preserve"/>
+            </w:r>
+            <w:r>
+              <w:rPr>
+                <w:rFonts w:ascii="Arial" w:cs="Arial" w:eastAsia="Arial" w:hAnsi="Arial"/>
+                <w:b w:val="false"/>
+                <w:bCs w:val="false"/>
+                <w:i w:val="false"/>
+                <w:iCs w:val="false"/>
+                <w:color w:val="000000"/>
+                <w:sz w:val="20"/>
+                <w:szCs w:val="20"/>
+              </w:rPr>
+              <w:t xml:space="preserve">    • str (string): Text, enclosed in quotes. Examples: "Alice", 'hello', "123 Main St"</w:t>
+            </w:r>
+            <w:r>
+              <w:rPr>
+                <w:rFonts w:ascii="Arial" w:cs="Arial" w:eastAsia="Arial" w:hAnsi="Arial"/>
+                <w:sz w:val="20"/>
+                <w:szCs w:val="20"/>
+              </w:rPr>
+              <w:br/>
+              <w:t xml:space="preserve"/>
+            </w:r>
+            <w:r>
+              <w:rPr>
+                <w:rFonts w:ascii="Arial" w:cs="Arial" w:eastAsia="Arial" w:hAnsi="Arial"/>
+                <w:b w:val="false"/>
+                <w:bCs w:val="false"/>
+                <w:i w:val="false"/>
+                <w:iCs w:val="false"/>
+                <w:color w:val="000000"/>
+                <w:sz w:val="20"/>
+                <w:szCs w:val="20"/>
+              </w:rPr>
+              <w:t xml:space="preserve">    • int (integer): Whole numbers without decimals. Examples: 42, -7, 0, 1000000</w:t>
+            </w:r>
+            <w:r>
+              <w:rPr>
+                <w:rFonts w:ascii="Arial" w:cs="Arial" w:eastAsia="Arial" w:hAnsi="Arial"/>
+                <w:sz w:val="20"/>
+                <w:szCs w:val="20"/>
+              </w:rPr>
+              <w:br/>
+              <w:t xml:space="preserve"/>
+            </w:r>
+            <w:r>
+              <w:rPr>
+                <w:rFonts w:ascii="Arial" w:cs="Arial" w:eastAsia="Arial" w:hAnsi="Arial"/>
+                <w:b w:val="false"/>
+                <w:bCs w:val="false"/>
+                <w:i w:val="false"/>
+                <w:iCs w:val="false"/>
+                <w:color w:val="000000"/>
+                <w:sz w:val="20"/>
+                <w:szCs w:val="20"/>
+              </w:rPr>
+              <w:t xml:space="preserve">    • float (floating-point): Numbers with decimals. Examples: 3.14, -0.5, 99.99, 2.0</w:t>
+            </w:r>
+            <w:r>
+              <w:rPr>
+                <w:rFonts w:ascii="Arial" w:cs="Arial" w:eastAsia="Arial" w:hAnsi="Arial"/>
+                <w:sz w:val="20"/>
+                <w:szCs w:val="20"/>
+              </w:rPr>
+              <w:br/>
+              <w:t xml:space="preserve"/>
+            </w:r>
+            <w:r>
+              <w:rPr>
+                <w:rFonts w:ascii="Arial" w:cs="Arial" w:eastAsia="Arial" w:hAnsi="Arial"/>
+                <w:b w:val="false"/>
+                <w:bCs w:val="false"/>
+                <w:i w:val="false"/>
+                <w:iCs w:val="false"/>
+                <w:color w:val="000000"/>
+                <w:sz w:val="20"/>
+                <w:szCs w:val="20"/>
+              </w:rPr>
+              <w:t xml:space="preserve">    • bool (boolean): True or False (always capitalized in Python)</w:t>
             </w:r>
             <w:r>
               <w:rPr>
